--- a/CS SEMINAR/CS SEMINAR/CURRENCY CONVERTER WITH REAL.docx
+++ b/CS SEMINAR/CS SEMINAR/CURRENCY CONVERTER WITH REAL.docx
@@ -1,6 +1,6 @@
 
 <file path=word/document.xml><?xml version="1.0" encoding="utf-8"?>
-<w:document xmlns:wpc="http://schemas.microsoft.com/office/word/2010/wordprocessingCanvas" xmlns:cx="http://schemas.microsoft.com/office/drawing/2014/chartex" xmlns:cx1="http://schemas.microsoft.com/office/drawing/2015/9/8/chartex" xmlns:cx2="http://schemas.microsoft.com/office/drawing/2015/10/21/chartex" xmlns:cx3="http://schemas.microsoft.com/office/drawing/2016/5/9/chartex" xmlns:cx4="http://schemas.microsoft.com/office/drawing/2016/5/10/chartex" xmlns:cx5="http://schemas.microsoft.com/office/drawing/2016/5/11/chartex" xmlns:cx6="http://schemas.microsoft.com/office/drawing/2016/5/12/chartex" xmlns:cx7="http://schemas.microsoft.com/office/drawing/2016/5/13/chartex" xmlns:cx8="http://schemas.microsoft.com/office/drawing/2016/5/14/chartex" xmlns:mc="http://schemas.openxmlformats.org/markup-compatibility/2006" xmlns:aink="http://schemas.microsoft.com/office/drawing/2016/ink" xmlns:am3d="http://schemas.microsoft.com/office/drawing/2017/model3d" xmlns:o="urn:schemas-microsoft-com:office:office" xmlns:oel="http://schemas.microsoft.com/office/2019/extlst" xmlns:r="http://schemas.openxmlformats.org/officeDocument/2006/relationships" xmlns:m="http://schemas.openxmlformats.org/officeDocument/2006/math" xmlns:v="urn:schemas-microsoft-com:vml" xmlns:wp14="http://schemas.microsoft.com/office/word/2010/wordprocessingDrawing" xmlns:wp="http://schemas.openxmlformats.org/drawingml/2006/wordprocessingDrawing" xmlns:w10="urn:schemas-microsoft-com:office:word" xmlns:w="http://schemas.openxmlformats.org/wordprocessingml/2006/main" xmlns:w14="http://schemas.microsoft.com/office/word/2010/wordml" xmlns:w15="http://schemas.microsoft.com/office/word/2012/wordml" xmlns:w16cex="http://schemas.microsoft.com/office/word/2018/wordml/cex" xmlns:w16cid="http://schemas.microsoft.com/office/word/2016/wordml/cid" xmlns:w16="http://schemas.microsoft.com/office/word/2018/wordml" xmlns:w16du="http://schemas.microsoft.com/office/word/2023/wordml/word16du" xmlns:w16sdtdh="http://schemas.microsoft.com/office/word/2020/wordml/sdtdatahash" xmlns:w16sdtfl="http://schemas.microsoft.com/office/word/2024/wordml/sdtformatlock" xmlns:w16se="http://schemas.microsoft.com/office/word/2015/wordml/symex" xmlns:wpg="http://schemas.microsoft.com/office/word/2010/wordprocessingGroup" xmlns:wpi="http://schemas.microsoft.com/office/word/2010/wordprocessingInk" xmlns:wne="http://schemas.microsoft.com/office/word/2006/wordml" xmlns:wps="http://schemas.microsoft.com/office/word/2010/wordprocessingShape" mc:Ignorable="w14 w15 w16se w16cid w16 w16cex w16sdtdh w16sdtfl w16du wp14">
+<w:document xmlns:wpc="http://schemas.microsoft.com/office/word/2010/wordprocessingCanvas" xmlns:cx="http://schemas.microsoft.com/office/drawing/2014/chartex" xmlns:cx1="http://schemas.microsoft.com/office/drawing/2015/9/8/chartex" xmlns:cx2="http://schemas.microsoft.com/office/drawing/2015/10/21/chartex" xmlns:cx3="http://schemas.microsoft.com/office/drawing/2016/5/9/chartex" xmlns:cx4="http://schemas.microsoft.com/office/drawing/2016/5/10/chartex" xmlns:cx5="http://schemas.microsoft.com/office/drawing/2016/5/11/chartex" xmlns:cx6="http://schemas.microsoft.com/office/drawing/2016/5/12/chartex" xmlns:cx7="http://schemas.microsoft.com/office/drawing/2016/5/13/chartex" xmlns:cx8="http://schemas.microsoft.com/office/drawing/2016/5/14/chartex" xmlns:mc="http://schemas.openxmlformats.org/markup-compatibility/2006" xmlns:aink="http://schemas.microsoft.com/office/drawing/2016/ink" xmlns:am3d="http://schemas.microsoft.com/office/drawing/2017/model3d" xmlns:o="urn:schemas-microsoft-com:office:office" xmlns:oel="http://schemas.microsoft.com/office/2019/extlst" xmlns:r="http://schemas.openxmlformats.org/officeDocument/2006/relationships" xmlns:m="http://schemas.openxmlformats.org/officeDocument/2006/math" xmlns:v="urn:schemas-microsoft-com:vml" xmlns:wp14="http://schemas.microsoft.com/office/word/2010/wordprocessingDrawing" xmlns:wp="http://schemas.openxmlformats.org/drawingml/2006/wordprocessingDrawing" xmlns:w10="urn:schemas-microsoft-com:office:word" xmlns:w="http://schemas.openxmlformats.org/wordprocessingml/2006/main" xmlns:w14="http://schemas.microsoft.com/office/word/2010/wordml" xmlns:w15="http://schemas.microsoft.com/office/word/2012/wordml" xmlns:w16cei="http://schemas.microsoft.com/office/word/2026/wordml/cei" xmlns:w16cex="http://schemas.microsoft.com/office/word/2018/wordml/cex" xmlns:w16cid="http://schemas.microsoft.com/office/word/2016/wordml/cid" xmlns:w16="http://schemas.microsoft.com/office/word/2018/wordml" xmlns:w16du="http://schemas.microsoft.com/office/word/2023/wordml/word16du" xmlns:w16sdtdh="http://schemas.microsoft.com/office/word/2020/wordml/sdtdatahash" xmlns:w16sdtfl="http://schemas.microsoft.com/office/word/2024/wordml/sdtformatlock" xmlns:w16se="http://schemas.microsoft.com/office/word/2015/wordml/symex" xmlns:wpg="http://schemas.microsoft.com/office/word/2010/wordprocessingGroup" xmlns:wpi="http://schemas.microsoft.com/office/word/2010/wordprocessingInk" xmlns:wne="http://schemas.microsoft.com/office/word/2006/wordml" xmlns:wps="http://schemas.microsoft.com/office/word/2010/wordprocessingShape" mc:Ignorable="w14 w15 w16se w16cid w16 w16cex w16sdtdh w16sdtfl w16du wp14">
   <w:body>
     <w:p>
       <w:pPr>
@@ -724,7 +724,7 @@
           <w:caps/>
           <w:color w:val="1A1A1A" w:themeColor="background1" w:themeShade="1A"/>
         </w:rPr>
-        <w:t>JULY</w:t>
+        <w:t>AUGUST</w:t>
       </w:r>
       <w:r>
         <w:rPr>
@@ -1426,7 +1426,7 @@
           <w:caps/>
           <w:color w:val="1A1A1A" w:themeColor="background1" w:themeShade="1A"/>
         </w:rPr>
-        <w:t>JULY</w:t>
+        <w:t>AUGUST</w:t>
       </w:r>
       <w:r>
         <w:rPr>
@@ -2694,21 +2694,7 @@
         <w:rPr>
           <w:rFonts w:ascii="Times New Roman" w:hAnsi="Times New Roman" w:cs="Times New Roman"/>
         </w:rPr>
-        <w:t xml:space="preserve">The system is designed to work on desktops, tablets, and smartphones. Responsive interfaces improve accessibility for </w:t>
-      </w:r>
-      <w:proofErr w:type="spellStart"/>
-      <w:r>
-        <w:rPr>
-          <w:rFonts w:ascii="Times New Roman" w:hAnsi="Times New Roman" w:cs="Times New Roman"/>
-        </w:rPr>
-        <w:t>travelers</w:t>
-      </w:r>
-      <w:proofErr w:type="spellEnd"/>
-      <w:r>
-        <w:rPr>
-          <w:rFonts w:ascii="Times New Roman" w:hAnsi="Times New Roman" w:cs="Times New Roman"/>
-        </w:rPr>
-        <w:t>, students, and business users.</w:t>
+        <w:t>The system is designed to work on desktops, tablets, and smartphones. Responsive interfaces improve accessibility for travelers, students, and business users.</w:t>
       </w:r>
     </w:p>
     <w:p>
@@ -2961,21 +2947,7 @@
         <w:rPr>
           <w:rFonts w:ascii="Times New Roman" w:hAnsi="Times New Roman" w:cs="Times New Roman"/>
         </w:rPr>
-        <w:t xml:space="preserve">Examples: </w:t>
-      </w:r>
-      <w:proofErr w:type="spellStart"/>
-      <w:r>
-        <w:rPr>
-          <w:rFonts w:ascii="Times New Roman" w:hAnsi="Times New Roman" w:cs="Times New Roman"/>
-        </w:rPr>
-        <w:t>ExchangeRate</w:t>
-      </w:r>
-      <w:proofErr w:type="spellEnd"/>
-      <w:r>
-        <w:rPr>
-          <w:rFonts w:ascii="Times New Roman" w:hAnsi="Times New Roman" w:cs="Times New Roman"/>
-        </w:rPr>
-        <w:t xml:space="preserve"> API, Fixer API, Open Exchange Rates, Frankfurter API.</w:t>
+        <w:t>Examples: ExchangeRate API, Fixer API, Open Exchange Rates, Frankfurter API.</w:t>
       </w:r>
       <w:r>
         <w:rPr>
@@ -4078,19 +4050,11 @@
           <w:rFonts w:ascii="Times New Roman" w:hAnsi="Times New Roman" w:cs="Times New Roman"/>
         </w:rPr>
       </w:pPr>
-      <w:proofErr w:type="spellStart"/>
-      <w:r>
-        <w:rPr>
-          <w:rFonts w:ascii="Times New Roman" w:hAnsi="Times New Roman" w:cs="Times New Roman"/>
-        </w:rPr>
-        <w:t>Arslanalp</w:t>
-      </w:r>
-      <w:proofErr w:type="spellEnd"/>
-      <w:r>
-        <w:rPr>
-          <w:rFonts w:ascii="Times New Roman" w:hAnsi="Times New Roman" w:cs="Times New Roman"/>
-        </w:rPr>
-        <w:t xml:space="preserve">, S., Eichengreen, B., &amp; Simpson-Bell, C. (2022). </w:t>
+      <w:r>
+        <w:rPr>
+          <w:rFonts w:ascii="Times New Roman" w:hAnsi="Times New Roman" w:cs="Times New Roman"/>
+        </w:rPr>
+        <w:t xml:space="preserve">Arslanalp, S., Eichengreen, B., &amp; Simpson-Bell, C. (2022). </w:t>
       </w:r>
       <w:r>
         <w:rPr>
@@ -4133,35 +4097,7 @@
         <w:rPr>
           <w:rFonts w:ascii="Times New Roman" w:hAnsi="Times New Roman" w:cs="Times New Roman"/>
         </w:rPr>
-        <w:t xml:space="preserve">Casino, F., </w:t>
-      </w:r>
-      <w:proofErr w:type="spellStart"/>
-      <w:r>
-        <w:rPr>
-          <w:rFonts w:ascii="Times New Roman" w:hAnsi="Times New Roman" w:cs="Times New Roman"/>
-        </w:rPr>
-        <w:t>Dasaklis</w:t>
-      </w:r>
-      <w:proofErr w:type="spellEnd"/>
-      <w:r>
-        <w:rPr>
-          <w:rFonts w:ascii="Times New Roman" w:hAnsi="Times New Roman" w:cs="Times New Roman"/>
-        </w:rPr>
-        <w:t xml:space="preserve">, T. K., &amp; </w:t>
-      </w:r>
-      <w:proofErr w:type="spellStart"/>
-      <w:r>
-        <w:rPr>
-          <w:rFonts w:ascii="Times New Roman" w:hAnsi="Times New Roman" w:cs="Times New Roman"/>
-        </w:rPr>
-        <w:t>Patsakis</w:t>
-      </w:r>
-      <w:proofErr w:type="spellEnd"/>
-      <w:r>
-        <w:rPr>
-          <w:rFonts w:ascii="Times New Roman" w:hAnsi="Times New Roman" w:cs="Times New Roman"/>
-        </w:rPr>
-        <w:t xml:space="preserve">, C. (2022). </w:t>
+        <w:t xml:space="preserve">Casino, F., Dasaklis, T. K., &amp; Patsakis, C. (2022). </w:t>
       </w:r>
       <w:r>
         <w:rPr>
@@ -4204,21 +4140,7 @@
         <w:rPr>
           <w:rFonts w:ascii="Times New Roman" w:hAnsi="Times New Roman" w:cs="Times New Roman"/>
         </w:rPr>
-        <w:t xml:space="preserve">Dwivedi, Y. K., Hughes, L., </w:t>
-      </w:r>
-      <w:proofErr w:type="spellStart"/>
-      <w:r>
-        <w:rPr>
-          <w:rFonts w:ascii="Times New Roman" w:hAnsi="Times New Roman" w:cs="Times New Roman"/>
-        </w:rPr>
-        <w:t>Baabdullah</w:t>
-      </w:r>
-      <w:proofErr w:type="spellEnd"/>
-      <w:r>
-        <w:rPr>
-          <w:rFonts w:ascii="Times New Roman" w:hAnsi="Times New Roman" w:cs="Times New Roman"/>
-        </w:rPr>
-        <w:t xml:space="preserve">, A. M., </w:t>
+        <w:t xml:space="preserve">Dwivedi, Y. K., Hughes, L., Baabdullah, A. M., </w:t>
       </w:r>
       <w:r>
         <w:rPr>
@@ -4232,23 +4154,13 @@
         </w:rPr>
         <w:t xml:space="preserve">Ribeiro-Navarrete, S. Wamba, S. F. (2023). </w:t>
       </w:r>
-      <w:proofErr w:type="gramStart"/>
       <w:r>
         <w:rPr>
           <w:rFonts w:ascii="Times New Roman" w:hAnsi="Times New Roman" w:cs="Times New Roman"/>
           <w:i/>
           <w:iCs/>
         </w:rPr>
-        <w:t>So</w:t>
-      </w:r>
-      <w:proofErr w:type="gramEnd"/>
-      <w:r>
-        <w:rPr>
-          <w:rFonts w:ascii="Times New Roman" w:hAnsi="Times New Roman" w:cs="Times New Roman"/>
-          <w:i/>
-          <w:iCs/>
-        </w:rPr>
-        <w:t xml:space="preserve"> what if ChatGPT wrote it? Multidisciplinary perspectives on opportunities, challenges and implications of generative conversational AI for research, practice and policy</w:t>
+        <w:t>So what if ChatGPT wrote it? Multidisciplinary perspectives on opportunities, challenges and implications of generative conversational AI for research, practice and policy</w:t>
       </w:r>
       <w:r>
         <w:rPr>
@@ -4685,7 +4597,7 @@
 </file>
 
 <file path=word/endnotes.xml><?xml version="1.0" encoding="utf-8"?>
-<w:endnotes xmlns:wpc="http://schemas.microsoft.com/office/word/2010/wordprocessingCanvas" xmlns:cx="http://schemas.microsoft.com/office/drawing/2014/chartex" xmlns:cx1="http://schemas.microsoft.com/office/drawing/2015/9/8/chartex" xmlns:cx2="http://schemas.microsoft.com/office/drawing/2015/10/21/chartex" xmlns:cx3="http://schemas.microsoft.com/office/drawing/2016/5/9/chartex" xmlns:cx4="http://schemas.microsoft.com/office/drawing/2016/5/10/chartex" xmlns:cx5="http://schemas.microsoft.com/office/drawing/2016/5/11/chartex" xmlns:cx6="http://schemas.microsoft.com/office/drawing/2016/5/12/chartex" xmlns:cx7="http://schemas.microsoft.com/office/drawing/2016/5/13/chartex" xmlns:cx8="http://schemas.microsoft.com/office/drawing/2016/5/14/chartex" xmlns:mc="http://schemas.openxmlformats.org/markup-compatibility/2006" xmlns:aink="http://schemas.microsoft.com/office/drawing/2016/ink" xmlns:am3d="http://schemas.microsoft.com/office/drawing/2017/model3d" xmlns:o="urn:schemas-microsoft-com:office:office" xmlns:oel="http://schemas.microsoft.com/office/2019/extlst" xmlns:r="http://schemas.openxmlformats.org/officeDocument/2006/relationships" xmlns:m="http://schemas.openxmlformats.org/officeDocument/2006/math" xmlns:v="urn:schemas-microsoft-com:vml" xmlns:wp14="http://schemas.microsoft.com/office/word/2010/wordprocessingDrawing" xmlns:wp="http://schemas.openxmlformats.org/drawingml/2006/wordprocessingDrawing" xmlns:w10="urn:schemas-microsoft-com:office:word" xmlns:w="http://schemas.openxmlformats.org/wordprocessingml/2006/main" xmlns:w14="http://schemas.microsoft.com/office/word/2010/wordml" xmlns:w15="http://schemas.microsoft.com/office/word/2012/wordml" xmlns:w16cex="http://schemas.microsoft.com/office/word/2018/wordml/cex" xmlns:w16cid="http://schemas.microsoft.com/office/word/2016/wordml/cid" xmlns:w16="http://schemas.microsoft.com/office/word/2018/wordml" xmlns:w16du="http://schemas.microsoft.com/office/word/2023/wordml/word16du" xmlns:w16sdtdh="http://schemas.microsoft.com/office/word/2020/wordml/sdtdatahash" xmlns:w16sdtfl="http://schemas.microsoft.com/office/word/2024/wordml/sdtformatlock" xmlns:w16se="http://schemas.microsoft.com/office/word/2015/wordml/symex" xmlns:wpg="http://schemas.microsoft.com/office/word/2010/wordprocessingGroup" xmlns:wpi="http://schemas.microsoft.com/office/word/2010/wordprocessingInk" xmlns:wne="http://schemas.microsoft.com/office/word/2006/wordml" xmlns:wps="http://schemas.microsoft.com/office/word/2010/wordprocessingShape" mc:Ignorable="w14 w15 w16se w16cid w16 w16cex w16sdtdh w16sdtfl w16du wp14">
+<w:endnotes xmlns:wpc="http://schemas.microsoft.com/office/word/2010/wordprocessingCanvas" xmlns:cx="http://schemas.microsoft.com/office/drawing/2014/chartex" xmlns:cx1="http://schemas.microsoft.com/office/drawing/2015/9/8/chartex" xmlns:cx2="http://schemas.microsoft.com/office/drawing/2015/10/21/chartex" xmlns:cx3="http://schemas.microsoft.com/office/drawing/2016/5/9/chartex" xmlns:cx4="http://schemas.microsoft.com/office/drawing/2016/5/10/chartex" xmlns:cx5="http://schemas.microsoft.com/office/drawing/2016/5/11/chartex" xmlns:cx6="http://schemas.microsoft.com/office/drawing/2016/5/12/chartex" xmlns:cx7="http://schemas.microsoft.com/office/drawing/2016/5/13/chartex" xmlns:cx8="http://schemas.microsoft.com/office/drawing/2016/5/14/chartex" xmlns:mc="http://schemas.openxmlformats.org/markup-compatibility/2006" xmlns:aink="http://schemas.microsoft.com/office/drawing/2016/ink" xmlns:am3d="http://schemas.microsoft.com/office/drawing/2017/model3d" xmlns:o="urn:schemas-microsoft-com:office:office" xmlns:oel="http://schemas.microsoft.com/office/2019/extlst" xmlns:r="http://schemas.openxmlformats.org/officeDocument/2006/relationships" xmlns:m="http://schemas.openxmlformats.org/officeDocument/2006/math" xmlns:v="urn:schemas-microsoft-com:vml" xmlns:wp14="http://schemas.microsoft.com/office/word/2010/wordprocessingDrawing" xmlns:wp="http://schemas.openxmlformats.org/drawingml/2006/wordprocessingDrawing" xmlns:w10="urn:schemas-microsoft-com:office:word" xmlns:w="http://schemas.openxmlformats.org/wordprocessingml/2006/main" xmlns:w14="http://schemas.microsoft.com/office/word/2010/wordml" xmlns:w15="http://schemas.microsoft.com/office/word/2012/wordml" xmlns:w16cei="http://schemas.microsoft.com/office/word/2026/wordml/cei" xmlns:w16cex="http://schemas.microsoft.com/office/word/2018/wordml/cex" xmlns:w16cid="http://schemas.microsoft.com/office/word/2016/wordml/cid" xmlns:w16="http://schemas.microsoft.com/office/word/2018/wordml" xmlns:w16du="http://schemas.microsoft.com/office/word/2023/wordml/word16du" xmlns:w16sdtdh="http://schemas.microsoft.com/office/word/2020/wordml/sdtdatahash" xmlns:w16sdtfl="http://schemas.microsoft.com/office/word/2024/wordml/sdtformatlock" xmlns:w16se="http://schemas.microsoft.com/office/word/2015/wordml/symex" xmlns:wpg="http://schemas.microsoft.com/office/word/2010/wordprocessingGroup" xmlns:wpi="http://schemas.microsoft.com/office/word/2010/wordprocessingInk" xmlns:wne="http://schemas.microsoft.com/office/word/2006/wordml" xmlns:wps="http://schemas.microsoft.com/office/word/2010/wordprocessingShape" mc:Ignorable="w14 w15 w16se w16cid w16 w16cex w16sdtdh w16sdtfl w16du wp14">
   <w:endnote w:type="separator" w:id="-1">
     <w:p>
       <w:pPr>
@@ -4710,7 +4622,7 @@
 </file>
 
 <file path=word/footer1.xml><?xml version="1.0" encoding="utf-8"?>
-<w:ftr xmlns:wpc="http://schemas.microsoft.com/office/word/2010/wordprocessingCanvas" xmlns:cx="http://schemas.microsoft.com/office/drawing/2014/chartex" xmlns:cx1="http://schemas.microsoft.com/office/drawing/2015/9/8/chartex" xmlns:cx2="http://schemas.microsoft.com/office/drawing/2015/10/21/chartex" xmlns:cx3="http://schemas.microsoft.com/office/drawing/2016/5/9/chartex" xmlns:cx4="http://schemas.microsoft.com/office/drawing/2016/5/10/chartex" xmlns:cx5="http://schemas.microsoft.com/office/drawing/2016/5/11/chartex" xmlns:cx6="http://schemas.microsoft.com/office/drawing/2016/5/12/chartex" xmlns:cx7="http://schemas.microsoft.com/office/drawing/2016/5/13/chartex" xmlns:cx8="http://schemas.microsoft.com/office/drawing/2016/5/14/chartex" xmlns:mc="http://schemas.openxmlformats.org/markup-compatibility/2006" xmlns:aink="http://schemas.microsoft.com/office/drawing/2016/ink" xmlns:am3d="http://schemas.microsoft.com/office/drawing/2017/model3d" xmlns:o="urn:schemas-microsoft-com:office:office" xmlns:oel="http://schemas.microsoft.com/office/2019/extlst" xmlns:r="http://schemas.openxmlformats.org/officeDocument/2006/relationships" xmlns:m="http://schemas.openxmlformats.org/officeDocument/2006/math" xmlns:v="urn:schemas-microsoft-com:vml" xmlns:wp14="http://schemas.microsoft.com/office/word/2010/wordprocessingDrawing" xmlns:wp="http://schemas.openxmlformats.org/drawingml/2006/wordprocessingDrawing" xmlns:w10="urn:schemas-microsoft-com:office:word" xmlns:w="http://schemas.openxmlformats.org/wordprocessingml/2006/main" xmlns:w14="http://schemas.microsoft.com/office/word/2010/wordml" xmlns:w15="http://schemas.microsoft.com/office/word/2012/wordml" xmlns:w16cex="http://schemas.microsoft.com/office/word/2018/wordml/cex" xmlns:w16cid="http://schemas.microsoft.com/office/word/2016/wordml/cid" xmlns:w16="http://schemas.microsoft.com/office/word/2018/wordml" xmlns:w16du="http://schemas.microsoft.com/office/word/2023/wordml/word16du" xmlns:w16sdtdh="http://schemas.microsoft.com/office/word/2020/wordml/sdtdatahash" xmlns:w16sdtfl="http://schemas.microsoft.com/office/word/2024/wordml/sdtformatlock" xmlns:w16se="http://schemas.microsoft.com/office/word/2015/wordml/symex" xmlns:wpg="http://schemas.microsoft.com/office/word/2010/wordprocessingGroup" xmlns:wpi="http://schemas.microsoft.com/office/word/2010/wordprocessingInk" xmlns:wne="http://schemas.microsoft.com/office/word/2006/wordml" xmlns:wps="http://schemas.microsoft.com/office/word/2010/wordprocessingShape" mc:Ignorable="w14 w15 w16se w16cid w16 w16cex w16sdtdh w16sdtfl w16du wp14">
+<w:ftr xmlns:wpc="http://schemas.microsoft.com/office/word/2010/wordprocessingCanvas" xmlns:cx="http://schemas.microsoft.com/office/drawing/2014/chartex" xmlns:cx1="http://schemas.microsoft.com/office/drawing/2015/9/8/chartex" xmlns:cx2="http://schemas.microsoft.com/office/drawing/2015/10/21/chartex" xmlns:cx3="http://schemas.microsoft.com/office/drawing/2016/5/9/chartex" xmlns:cx4="http://schemas.microsoft.com/office/drawing/2016/5/10/chartex" xmlns:cx5="http://schemas.microsoft.com/office/drawing/2016/5/11/chartex" xmlns:cx6="http://schemas.microsoft.com/office/drawing/2016/5/12/chartex" xmlns:cx7="http://schemas.microsoft.com/office/drawing/2016/5/13/chartex" xmlns:cx8="http://schemas.microsoft.com/office/drawing/2016/5/14/chartex" xmlns:mc="http://schemas.openxmlformats.org/markup-compatibility/2006" xmlns:aink="http://schemas.microsoft.com/office/drawing/2016/ink" xmlns:am3d="http://schemas.microsoft.com/office/drawing/2017/model3d" xmlns:o="urn:schemas-microsoft-com:office:office" xmlns:oel="http://schemas.microsoft.com/office/2019/extlst" xmlns:r="http://schemas.openxmlformats.org/officeDocument/2006/relationships" xmlns:m="http://schemas.openxmlformats.org/officeDocument/2006/math" xmlns:v="urn:schemas-microsoft-com:vml" xmlns:wp14="http://schemas.microsoft.com/office/word/2010/wordprocessingDrawing" xmlns:wp="http://schemas.openxmlformats.org/drawingml/2006/wordprocessingDrawing" xmlns:w10="urn:schemas-microsoft-com:office:word" xmlns:w="http://schemas.openxmlformats.org/wordprocessingml/2006/main" xmlns:w14="http://schemas.microsoft.com/office/word/2010/wordml" xmlns:w15="http://schemas.microsoft.com/office/word/2012/wordml" xmlns:w16cei="http://schemas.microsoft.com/office/word/2026/wordml/cei" xmlns:w16cex="http://schemas.microsoft.com/office/word/2018/wordml/cex" xmlns:w16cid="http://schemas.microsoft.com/office/word/2016/wordml/cid" xmlns:w16="http://schemas.microsoft.com/office/word/2018/wordml" xmlns:w16du="http://schemas.microsoft.com/office/word/2023/wordml/word16du" xmlns:w16sdtdh="http://schemas.microsoft.com/office/word/2020/wordml/sdtdatahash" xmlns:w16sdtfl="http://schemas.microsoft.com/office/word/2024/wordml/sdtformatlock" xmlns:w16se="http://schemas.microsoft.com/office/word/2015/wordml/symex" xmlns:wpg="http://schemas.microsoft.com/office/word/2010/wordprocessingGroup" xmlns:wpi="http://schemas.microsoft.com/office/word/2010/wordprocessingInk" xmlns:wne="http://schemas.microsoft.com/office/word/2006/wordml" xmlns:wps="http://schemas.microsoft.com/office/word/2010/wordprocessingShape" mc:Ignorable="w14 w15 w16se w16cid w16 w16cex w16sdtdh w16sdtfl w16du wp14">
   <w:sdt>
     <w:sdtPr>
       <w:id w:val="717475544"/>
@@ -4763,7 +4675,7 @@
 </file>
 
 <file path=word/footer2.xml><?xml version="1.0" encoding="utf-8"?>
-<w:ftr xmlns:wpc="http://schemas.microsoft.com/office/word/2010/wordprocessingCanvas" xmlns:cx="http://schemas.microsoft.com/office/drawing/2014/chartex" xmlns:cx1="http://schemas.microsoft.com/office/drawing/2015/9/8/chartex" xmlns:cx2="http://schemas.microsoft.com/office/drawing/2015/10/21/chartex" xmlns:cx3="http://schemas.microsoft.com/office/drawing/2016/5/9/chartex" xmlns:cx4="http://schemas.microsoft.com/office/drawing/2016/5/10/chartex" xmlns:cx5="http://schemas.microsoft.com/office/drawing/2016/5/11/chartex" xmlns:cx6="http://schemas.microsoft.com/office/drawing/2016/5/12/chartex" xmlns:cx7="http://schemas.microsoft.com/office/drawing/2016/5/13/chartex" xmlns:cx8="http://schemas.microsoft.com/office/drawing/2016/5/14/chartex" xmlns:mc="http://schemas.openxmlformats.org/markup-compatibility/2006" xmlns:aink="http://schemas.microsoft.com/office/drawing/2016/ink" xmlns:am3d="http://schemas.microsoft.com/office/drawing/2017/model3d" xmlns:o="urn:schemas-microsoft-com:office:office" xmlns:oel="http://schemas.microsoft.com/office/2019/extlst" xmlns:r="http://schemas.openxmlformats.org/officeDocument/2006/relationships" xmlns:m="http://schemas.openxmlformats.org/officeDocument/2006/math" xmlns:v="urn:schemas-microsoft-com:vml" xmlns:wp14="http://schemas.microsoft.com/office/word/2010/wordprocessingDrawing" xmlns:wp="http://schemas.openxmlformats.org/drawingml/2006/wordprocessingDrawing" xmlns:w10="urn:schemas-microsoft-com:office:word" xmlns:w="http://schemas.openxmlformats.org/wordprocessingml/2006/main" xmlns:w14="http://schemas.microsoft.com/office/word/2010/wordml" xmlns:w15="http://schemas.microsoft.com/office/word/2012/wordml" xmlns:w16cex="http://schemas.microsoft.com/office/word/2018/wordml/cex" xmlns:w16cid="http://schemas.microsoft.com/office/word/2016/wordml/cid" xmlns:w16="http://schemas.microsoft.com/office/word/2018/wordml" xmlns:w16du="http://schemas.microsoft.com/office/word/2023/wordml/word16du" xmlns:w16sdtdh="http://schemas.microsoft.com/office/word/2020/wordml/sdtdatahash" xmlns:w16sdtfl="http://schemas.microsoft.com/office/word/2024/wordml/sdtformatlock" xmlns:w16se="http://schemas.microsoft.com/office/word/2015/wordml/symex" xmlns:wpg="http://schemas.microsoft.com/office/word/2010/wordprocessingGroup" xmlns:wpi="http://schemas.microsoft.com/office/word/2010/wordprocessingInk" xmlns:wne="http://schemas.microsoft.com/office/word/2006/wordml" xmlns:wps="http://schemas.microsoft.com/office/word/2010/wordprocessingShape" mc:Ignorable="w14 w15 w16se w16cid w16 w16cex w16sdtdh w16sdtfl w16du wp14">
+<w:ftr xmlns:wpc="http://schemas.microsoft.com/office/word/2010/wordprocessingCanvas" xmlns:cx="http://schemas.microsoft.com/office/drawing/2014/chartex" xmlns:cx1="http://schemas.microsoft.com/office/drawing/2015/9/8/chartex" xmlns:cx2="http://schemas.microsoft.com/office/drawing/2015/10/21/chartex" xmlns:cx3="http://schemas.microsoft.com/office/drawing/2016/5/9/chartex" xmlns:cx4="http://schemas.microsoft.com/office/drawing/2016/5/10/chartex" xmlns:cx5="http://schemas.microsoft.com/office/drawing/2016/5/11/chartex" xmlns:cx6="http://schemas.microsoft.com/office/drawing/2016/5/12/chartex" xmlns:cx7="http://schemas.microsoft.com/office/drawing/2016/5/13/chartex" xmlns:cx8="http://schemas.microsoft.com/office/drawing/2016/5/14/chartex" xmlns:mc="http://schemas.openxmlformats.org/markup-compatibility/2006" xmlns:aink="http://schemas.microsoft.com/office/drawing/2016/ink" xmlns:am3d="http://schemas.microsoft.com/office/drawing/2017/model3d" xmlns:o="urn:schemas-microsoft-com:office:office" xmlns:oel="http://schemas.microsoft.com/office/2019/extlst" xmlns:r="http://schemas.openxmlformats.org/officeDocument/2006/relationships" xmlns:m="http://schemas.openxmlformats.org/officeDocument/2006/math" xmlns:v="urn:schemas-microsoft-com:vml" xmlns:wp14="http://schemas.microsoft.com/office/word/2010/wordprocessingDrawing" xmlns:wp="http://schemas.openxmlformats.org/drawingml/2006/wordprocessingDrawing" xmlns:w10="urn:schemas-microsoft-com:office:word" xmlns:w="http://schemas.openxmlformats.org/wordprocessingml/2006/main" xmlns:w14="http://schemas.microsoft.com/office/word/2010/wordml" xmlns:w15="http://schemas.microsoft.com/office/word/2012/wordml" xmlns:w16cei="http://schemas.microsoft.com/office/word/2026/wordml/cei" xmlns:w16cex="http://schemas.microsoft.com/office/word/2018/wordml/cex" xmlns:w16cid="http://schemas.microsoft.com/office/word/2016/wordml/cid" xmlns:w16="http://schemas.microsoft.com/office/word/2018/wordml" xmlns:w16du="http://schemas.microsoft.com/office/word/2023/wordml/word16du" xmlns:w16sdtdh="http://schemas.microsoft.com/office/word/2020/wordml/sdtdatahash" xmlns:w16sdtfl="http://schemas.microsoft.com/office/word/2024/wordml/sdtformatlock" xmlns:w16se="http://schemas.microsoft.com/office/word/2015/wordml/symex" xmlns:wpg="http://schemas.microsoft.com/office/word/2010/wordprocessingGroup" xmlns:wpi="http://schemas.microsoft.com/office/word/2010/wordprocessingInk" xmlns:wne="http://schemas.microsoft.com/office/word/2006/wordml" xmlns:wps="http://schemas.microsoft.com/office/word/2010/wordprocessingShape" mc:Ignorable="w14 w15 w16se w16cid w16 w16cex w16sdtdh w16sdtfl w16du wp14">
   <w:sdt>
     <w:sdtPr>
       <w:id w:val="-677427410"/>
@@ -4816,7 +4728,7 @@
 </file>
 
 <file path=word/footnotes.xml><?xml version="1.0" encoding="utf-8"?>
-<w:footnotes xmlns:wpc="http://schemas.microsoft.com/office/word/2010/wordprocessingCanvas" xmlns:cx="http://schemas.microsoft.com/office/drawing/2014/chartex" xmlns:cx1="http://schemas.microsoft.com/office/drawing/2015/9/8/chartex" xmlns:cx2="http://schemas.microsoft.com/office/drawing/2015/10/21/chartex" xmlns:cx3="http://schemas.microsoft.com/office/drawing/2016/5/9/chartex" xmlns:cx4="http://schemas.microsoft.com/office/drawing/2016/5/10/chartex" xmlns:cx5="http://schemas.microsoft.com/office/drawing/2016/5/11/chartex" xmlns:cx6="http://schemas.microsoft.com/office/drawing/2016/5/12/chartex" xmlns:cx7="http://schemas.microsoft.com/office/drawing/2016/5/13/chartex" xmlns:cx8="http://schemas.microsoft.com/office/drawing/2016/5/14/chartex" xmlns:mc="http://schemas.openxmlformats.org/markup-compatibility/2006" xmlns:aink="http://schemas.microsoft.com/office/drawing/2016/ink" xmlns:am3d="http://schemas.microsoft.com/office/drawing/2017/model3d" xmlns:o="urn:schemas-microsoft-com:office:office" xmlns:oel="http://schemas.microsoft.com/office/2019/extlst" xmlns:r="http://schemas.openxmlformats.org/officeDocument/2006/relationships" xmlns:m="http://schemas.openxmlformats.org/officeDocument/2006/math" xmlns:v="urn:schemas-microsoft-com:vml" xmlns:wp14="http://schemas.microsoft.com/office/word/2010/wordprocessingDrawing" xmlns:wp="http://schemas.openxmlformats.org/drawingml/2006/wordprocessingDrawing" xmlns:w10="urn:schemas-microsoft-com:office:word" xmlns:w="http://schemas.openxmlformats.org/wordprocessingml/2006/main" xmlns:w14="http://schemas.microsoft.com/office/word/2010/wordml" xmlns:w15="http://schemas.microsoft.com/office/word/2012/wordml" xmlns:w16cex="http://schemas.microsoft.com/office/word/2018/wordml/cex" xmlns:w16cid="http://schemas.microsoft.com/office/word/2016/wordml/cid" xmlns:w16="http://schemas.microsoft.com/office/word/2018/wordml" xmlns:w16du="http://schemas.microsoft.com/office/word/2023/wordml/word16du" xmlns:w16sdtdh="http://schemas.microsoft.com/office/word/2020/wordml/sdtdatahash" xmlns:w16sdtfl="http://schemas.microsoft.com/office/word/2024/wordml/sdtformatlock" xmlns:w16se="http://schemas.microsoft.com/office/word/2015/wordml/symex" xmlns:wpg="http://schemas.microsoft.com/office/word/2010/wordprocessingGroup" xmlns:wpi="http://schemas.microsoft.com/office/word/2010/wordprocessingInk" xmlns:wne="http://schemas.microsoft.com/office/word/2006/wordml" xmlns:wps="http://schemas.microsoft.com/office/word/2010/wordprocessingShape" mc:Ignorable="w14 w15 w16se w16cid w16 w16cex w16sdtdh w16sdtfl w16du wp14">
+<w:footnotes xmlns:wpc="http://schemas.microsoft.com/office/word/2010/wordprocessingCanvas" xmlns:cx="http://schemas.microsoft.com/office/drawing/2014/chartex" xmlns:cx1="http://schemas.microsoft.com/office/drawing/2015/9/8/chartex" xmlns:cx2="http://schemas.microsoft.com/office/drawing/2015/10/21/chartex" xmlns:cx3="http://schemas.microsoft.com/office/drawing/2016/5/9/chartex" xmlns:cx4="http://schemas.microsoft.com/office/drawing/2016/5/10/chartex" xmlns:cx5="http://schemas.microsoft.com/office/drawing/2016/5/11/chartex" xmlns:cx6="http://schemas.microsoft.com/office/drawing/2016/5/12/chartex" xmlns:cx7="http://schemas.microsoft.com/office/drawing/2016/5/13/chartex" xmlns:cx8="http://schemas.microsoft.com/office/drawing/2016/5/14/chartex" xmlns:mc="http://schemas.openxmlformats.org/markup-compatibility/2006" xmlns:aink="http://schemas.microsoft.com/office/drawing/2016/ink" xmlns:am3d="http://schemas.microsoft.com/office/drawing/2017/model3d" xmlns:o="urn:schemas-microsoft-com:office:office" xmlns:oel="http://schemas.microsoft.com/office/2019/extlst" xmlns:r="http://schemas.openxmlformats.org/officeDocument/2006/relationships" xmlns:m="http://schemas.openxmlformats.org/officeDocument/2006/math" xmlns:v="urn:schemas-microsoft-com:vml" xmlns:wp14="http://schemas.microsoft.com/office/word/2010/wordprocessingDrawing" xmlns:wp="http://schemas.openxmlformats.org/drawingml/2006/wordprocessingDrawing" xmlns:w10="urn:schemas-microsoft-com:office:word" xmlns:w="http://schemas.openxmlformats.org/wordprocessingml/2006/main" xmlns:w14="http://schemas.microsoft.com/office/word/2010/wordml" xmlns:w15="http://schemas.microsoft.com/office/word/2012/wordml" xmlns:w16cei="http://schemas.microsoft.com/office/word/2026/wordml/cei" xmlns:w16cex="http://schemas.microsoft.com/office/word/2018/wordml/cex" xmlns:w16cid="http://schemas.microsoft.com/office/word/2016/wordml/cid" xmlns:w16="http://schemas.microsoft.com/office/word/2018/wordml" xmlns:w16du="http://schemas.microsoft.com/office/word/2023/wordml/word16du" xmlns:w16sdtdh="http://schemas.microsoft.com/office/word/2020/wordml/sdtdatahash" xmlns:w16sdtfl="http://schemas.microsoft.com/office/word/2024/wordml/sdtformatlock" xmlns:w16se="http://schemas.microsoft.com/office/word/2015/wordml/symex" xmlns:wpg="http://schemas.microsoft.com/office/word/2010/wordprocessingGroup" xmlns:wpi="http://schemas.microsoft.com/office/word/2010/wordprocessingInk" xmlns:wne="http://schemas.microsoft.com/office/word/2006/wordml" xmlns:wps="http://schemas.microsoft.com/office/word/2010/wordprocessingShape" mc:Ignorable="w14 w15 w16se w16cid w16 w16cex w16sdtdh w16sdtfl w16du wp14">
   <w:footnote w:type="separator" w:id="-1">
     <w:p>
       <w:pPr>
@@ -4841,7 +4753,7 @@
 </file>
 
 <file path=word/numbering.xml><?xml version="1.0" encoding="utf-8"?>
-<w:numbering xmlns:wpc="http://schemas.microsoft.com/office/word/2010/wordprocessingCanvas" xmlns:cx="http://schemas.microsoft.com/office/drawing/2014/chartex" xmlns:cx1="http://schemas.microsoft.com/office/drawing/2015/9/8/chartex" xmlns:cx2="http://schemas.microsoft.com/office/drawing/2015/10/21/chartex" xmlns:cx3="http://schemas.microsoft.com/office/drawing/2016/5/9/chartex" xmlns:cx4="http://schemas.microsoft.com/office/drawing/2016/5/10/chartex" xmlns:cx5="http://schemas.microsoft.com/office/drawing/2016/5/11/chartex" xmlns:cx6="http://schemas.microsoft.com/office/drawing/2016/5/12/chartex" xmlns:cx7="http://schemas.microsoft.com/office/drawing/2016/5/13/chartex" xmlns:cx8="http://schemas.microsoft.com/office/drawing/2016/5/14/chartex" xmlns:mc="http://schemas.openxmlformats.org/markup-compatibility/2006" xmlns:aink="http://schemas.microsoft.com/office/drawing/2016/ink" xmlns:am3d="http://schemas.microsoft.com/office/drawing/2017/model3d" xmlns:o="urn:schemas-microsoft-com:office:office" xmlns:oel="http://schemas.microsoft.com/office/2019/extlst" xmlns:r="http://schemas.openxmlformats.org/officeDocument/2006/relationships" xmlns:m="http://schemas.openxmlformats.org/officeDocument/2006/math" xmlns:v="urn:schemas-microsoft-com:vml" xmlns:wp14="http://schemas.microsoft.com/office/word/2010/wordprocessingDrawing" xmlns:wp="http://schemas.openxmlformats.org/drawingml/2006/wordprocessingDrawing" xmlns:w10="urn:schemas-microsoft-com:office:word" xmlns:w="http://schemas.openxmlformats.org/wordprocessingml/2006/main" xmlns:w14="http://schemas.microsoft.com/office/word/2010/wordml" xmlns:w15="http://schemas.microsoft.com/office/word/2012/wordml" xmlns:w16cex="http://schemas.microsoft.com/office/word/2018/wordml/cex" xmlns:w16cid="http://schemas.microsoft.com/office/word/2016/wordml/cid" xmlns:w16="http://schemas.microsoft.com/office/word/2018/wordml" xmlns:w16du="http://schemas.microsoft.com/office/word/2023/wordml/word16du" xmlns:w16sdtdh="http://schemas.microsoft.com/office/word/2020/wordml/sdtdatahash" xmlns:w16sdtfl="http://schemas.microsoft.com/office/word/2024/wordml/sdtformatlock" xmlns:w16se="http://schemas.microsoft.com/office/word/2015/wordml/symex" xmlns:wpg="http://schemas.microsoft.com/office/word/2010/wordprocessingGroup" xmlns:wpi="http://schemas.microsoft.com/office/word/2010/wordprocessingInk" xmlns:wne="http://schemas.microsoft.com/office/word/2006/wordml" xmlns:wps="http://schemas.microsoft.com/office/word/2010/wordprocessingShape" mc:Ignorable="w14 w15 w16se w16cid w16 w16cex w16sdtdh w16sdtfl w16du wp14">
+<w:numbering xmlns:wpc="http://schemas.microsoft.com/office/word/2010/wordprocessingCanvas" xmlns:cx="http://schemas.microsoft.com/office/drawing/2014/chartex" xmlns:cx1="http://schemas.microsoft.com/office/drawing/2015/9/8/chartex" xmlns:cx2="http://schemas.microsoft.com/office/drawing/2015/10/21/chartex" xmlns:cx3="http://schemas.microsoft.com/office/drawing/2016/5/9/chartex" xmlns:cx4="http://schemas.microsoft.com/office/drawing/2016/5/10/chartex" xmlns:cx5="http://schemas.microsoft.com/office/drawing/2016/5/11/chartex" xmlns:cx6="http://schemas.microsoft.com/office/drawing/2016/5/12/chartex" xmlns:cx7="http://schemas.microsoft.com/office/drawing/2016/5/13/chartex" xmlns:cx8="http://schemas.microsoft.com/office/drawing/2016/5/14/chartex" xmlns:mc="http://schemas.openxmlformats.org/markup-compatibility/2006" xmlns:aink="http://schemas.microsoft.com/office/drawing/2016/ink" xmlns:am3d="http://schemas.microsoft.com/office/drawing/2017/model3d" xmlns:o="urn:schemas-microsoft-com:office:office" xmlns:oel="http://schemas.microsoft.com/office/2019/extlst" xmlns:r="http://schemas.openxmlformats.org/officeDocument/2006/relationships" xmlns:m="http://schemas.openxmlformats.org/officeDocument/2006/math" xmlns:v="urn:schemas-microsoft-com:vml" xmlns:wp14="http://schemas.microsoft.com/office/word/2010/wordprocessingDrawing" xmlns:wp="http://schemas.openxmlformats.org/drawingml/2006/wordprocessingDrawing" xmlns:w10="urn:schemas-microsoft-com:office:word" xmlns:w="http://schemas.openxmlformats.org/wordprocessingml/2006/main" xmlns:w14="http://schemas.microsoft.com/office/word/2010/wordml" xmlns:w15="http://schemas.microsoft.com/office/word/2012/wordml" xmlns:w16cei="http://schemas.microsoft.com/office/word/2026/wordml/cei" xmlns:w16cex="http://schemas.microsoft.com/office/word/2018/wordml/cex" xmlns:w16cid="http://schemas.microsoft.com/office/word/2016/wordml/cid" xmlns:w16="http://schemas.microsoft.com/office/word/2018/wordml" xmlns:w16du="http://schemas.microsoft.com/office/word/2023/wordml/word16du" xmlns:w16sdtdh="http://schemas.microsoft.com/office/word/2020/wordml/sdtdatahash" xmlns:w16sdtfl="http://schemas.microsoft.com/office/word/2024/wordml/sdtformatlock" xmlns:w16se="http://schemas.microsoft.com/office/word/2015/wordml/symex" xmlns:wpg="http://schemas.microsoft.com/office/word/2010/wordprocessingGroup" xmlns:wpi="http://schemas.microsoft.com/office/word/2010/wordprocessingInk" xmlns:wne="http://schemas.microsoft.com/office/word/2006/wordml" xmlns:wps="http://schemas.microsoft.com/office/word/2010/wordprocessingShape" mc:Ignorable="w14 w15 w16se w16cid w16 w16cex w16sdtdh w16sdtfl w16du wp14">
   <w:abstractNum w:abstractNumId="0" w15:restartNumberingAfterBreak="0">
     <w:nsid w:val="000E3E3A"/>
     <w:multiLevelType w:val="multilevel"/>
